--- a/assets/downloads-editie-6/editie6_aflevering-06-zwitserse-spiegel.docx
+++ b/assets/downloads-editie-6/editie6_aflevering-06-zwitserse-spiegel.docx
@@ -42,11 +42,6 @@
         </w:rPr>
         <w:t xml:space="preserve">Waar Zwitserland Nova Democratia al uitvoert</w:t>
       </w:r>
-    </w:p>
-    <w:p>
-      <w:pPr>
-        <w:pStyle w:val="BodyText"/>
-      </w:pPr>
     </w:p>
     <w:p>
       <w:pPr>
